--- a/Week 3/Week 3 project.docx
+++ b/Week 3/Week 3 project.docx
@@ -1856,11 +1856,36 @@
           <w:szCs w:val="40"/>
         </w:rPr>
       </w:pPr>
-      <w:r>
-        <w:rPr>
-          <w:sz w:val="40"/>
-          <w:szCs w:val="40"/>
-        </w:rPr>
+    </w:p>
+    <w:p>
+      <w:pPr>
+        <w:rPr>
+          <w:sz w:val="40"/>
+          <w:szCs w:val="40"/>
+        </w:rPr>
+      </w:pPr>
+    </w:p>
+    <w:p>
+      <w:pPr>
+        <w:rPr>
+          <w:sz w:val="40"/>
+          <w:szCs w:val="40"/>
+        </w:rPr>
+      </w:pPr>
+    </w:p>
+    <w:p>
+      <w:pPr>
+        <w:rPr>
+          <w:sz w:val="40"/>
+          <w:szCs w:val="40"/>
+        </w:rPr>
+      </w:pPr>
+      <w:r>
+        <w:rPr>
+          <w:sz w:val="40"/>
+          <w:szCs w:val="40"/>
+        </w:rPr>
+        <w:lastRenderedPageBreak/>
         <w:t>HR Officer State Diagram</w:t>
       </w:r>
     </w:p>
@@ -1886,7 +1911,6 @@
           <w:szCs w:val="40"/>
           <w:lang w:eastAsia="en-GB"/>
         </w:rPr>
-        <w:lastRenderedPageBreak/>
         <w:drawing>
           <wp:inline distT="0" distB="0" distL="0" distR="0" wp14:anchorId="23E4EBC9" wp14:editId="26CC8E94">
             <wp:extent cx="5730240" cy="6751320"/>

--- a/Week 3/Week 3 project.docx
+++ b/Week 3/Week 3 project.docx
@@ -172,6 +172,15 @@
     </w:p>
     <w:p>
       <w:pPr>
+        <w:keepNext/>
+        <w:rPr>
+          <w:sz w:val="32"/>
+          <w:szCs w:val="32"/>
+        </w:rPr>
+      </w:pPr>
+    </w:p>
+    <w:p>
+      <w:pPr>
         <w:pStyle w:val="Caption"/>
         <w:keepNext/>
         <w:rPr>
@@ -327,6 +336,7 @@
         <w:rPr>
           <w:noProof/>
         </w:rPr>
+        <w:lastRenderedPageBreak/>
         <w:drawing>
           <wp:inline distT="0" distB="0" distL="0" distR="0" wp14:anchorId="5E0D0416" wp14:editId="6D6048D2">
             <wp:extent cx="3390900" cy="6804660"/>
